--- a/static/downloads/cv.docx
+++ b/static/downloads/cv.docx
@@ -1,6 +1,6 @@
 
 <file path=word/document.xml><?xml version="1.0" encoding="utf-8"?>
-<w:document xmlns:mc="http://schemas.openxmlformats.org/markup-compatibility/2006" xmlns:o="urn:schemas-microsoft-com:office:office" xmlns:r="http://schemas.openxmlformats.org/officeDocument/2006/relationships" xmlns:m="http://schemas.openxmlformats.org/officeDocument/2006/math" xmlns:v="urn:schemas-microsoft-com:vml" xmlns:wp="http://schemas.openxmlformats.org/drawingml/2006/wordprocessingDrawing" xmlns:w10="urn:schemas-microsoft-com:office:word" xmlns:w="http://schemas.openxmlformats.org/wordprocessingml/2006/main" xmlns:wne="http://schemas.microsoft.com/office/word/2006/wordml" xmlns:sl="http://schemas.openxmlformats.org/schemaLibrary/2006/main" xmlns:a="http://schemas.openxmlformats.org/drawingml/2006/main" xmlns:pic="http://schemas.openxmlformats.org/drawingml/2006/picture" xmlns:c="http://schemas.openxmlformats.org/drawingml/2006/chart" xmlns:lc="http://schemas.openxmlformats.org/drawingml/2006/lockedCanvas" xmlns:dgm="http://schemas.openxmlformats.org/drawingml/2006/diagram" xmlns:wps="http://schemas.microsoft.com/office/word/2010/wordprocessingShape" xmlns:wpg="http://schemas.microsoft.com/office/word/2010/wordprocessingGroup" xmlns:w14="http://schemas.microsoft.com/office/word/2010/wordml" xmlns:w15="http://schemas.microsoft.com/office/word/2012/wordml">
+<w:document xmlns:mc="http://schemas.openxmlformats.org/markup-compatibility/2006" xmlns:o="urn:schemas-microsoft-com:office:office" xmlns:r="http://schemas.openxmlformats.org/officeDocument/2006/relationships" xmlns:m="http://schemas.openxmlformats.org/officeDocument/2006/math" xmlns:v="urn:schemas-microsoft-com:vml" xmlns:wp="http://schemas.openxmlformats.org/drawingml/2006/wordprocessingDrawing" xmlns:w10="urn:schemas-microsoft-com:office:word" xmlns:w="http://schemas.openxmlformats.org/wordprocessingml/2006/main" xmlns:wne="http://schemas.microsoft.com/office/word/2006/wordml" xmlns:sl="http://schemas.openxmlformats.org/schemaLibrary/2006/main" xmlns:a="http://schemas.openxmlformats.org/drawingml/2006/main" xmlns:pic="http://schemas.openxmlformats.org/drawingml/2006/picture" xmlns:c="http://schemas.openxmlformats.org/drawingml/2006/chart" xmlns:lc="http://schemas.openxmlformats.org/drawingml/2006/lockedCanvas" xmlns:dgm="http://schemas.openxmlformats.org/drawingml/2006/diagram" xmlns:wps="http://schemas.microsoft.com/office/word/2010/wordprocessingShape" xmlns:wpg="http://schemas.microsoft.com/office/word/2010/wordprocessingGroup" xmlns:w14="http://schemas.microsoft.com/office/word/2010/wordml" xmlns:w15="http://schemas.microsoft.com/office/word/2012/wordml" xmlns:w16="http://schemas.microsoft.com/office/word/2018/wordml" xmlns:w16cex="http://schemas.microsoft.com/office/word/2018/wordml/cex" xmlns:w16cid="http://schemas.microsoft.com/office/word/2016/wordml/cid" xmlns="http://schemas.microsoft.com/office/tasks/2019/documenttasks" xmlns:cr="http://schemas.microsoft.com/office/comments/2020/reactions">
   <w:body>
     <w:p>
       <w:pPr>
@@ -75,7 +75,6 @@
               <w:pStyle w:val="Subtitle"/>
               <w:keepNext w:val="0"/>
               <w:keepLines w:val="0"/>
-              <w:pageBreakBefore w:val="0"/>
               <w:widowControl w:val="0"/>
               <w:pBdr>
                 <w:top w:space="0" w:sz="0" w:val="nil"/>
@@ -95,7 +94,7 @@
                 <w:szCs w:val="32"/>
               </w:rPr>
             </w:pPr>
-            <w:bookmarkStart w:colFirst="0" w:colLast="0" w:name="_o2iwx3vdck7p" w:id="0"/>
+            <w:bookmarkStart w:colFirst="0" w:colLast="0" w:name="_gjdgxs" w:id="0"/>
             <w:bookmarkEnd w:id="0"/>
             <w:r>
               <w:rPr>
@@ -125,7 +124,6 @@
               <w:pStyle w:val="Subtitle"/>
               <w:keepNext w:val="0"/>
               <w:keepLines w:val="0"/>
-              <w:pageBreakBefore w:val="0"/>
               <w:widowControl w:val="0"/>
               <w:pBdr>
                 <w:top w:space="0" w:sz="0" w:val="nil"/>
@@ -145,8 +143,6 @@
                 <w:szCs w:val="32"/>
               </w:rPr>
             </w:pPr>
-            <w:bookmarkStart w:colFirst="0" w:colLast="0" w:name="_o2iwx3vdck7p" w:id="0"/>
-            <w:bookmarkEnd w:id="0"/>
             <w:r>
               <w:rPr>
                 <w:rtl w:val="0"/>
@@ -176,7 +172,6 @@
               <w:pStyle w:val="Heading1"/>
               <w:keepNext w:val="0"/>
               <w:keepLines w:val="0"/>
-              <w:pageBreakBefore w:val="0"/>
               <w:widowControl w:val="0"/>
               <w:pBdr>
                 <w:top w:space="0" w:sz="0" w:val="nil"/>
@@ -189,7 +184,7 @@
               <w:spacing w:before="120" w:lineRule="auto"/>
               <w:rPr/>
             </w:pPr>
-            <w:bookmarkStart w:colFirst="0" w:colLast="0" w:name="_lf5wiiqsu4ub" w:id="1"/>
+            <w:bookmarkStart w:colFirst="0" w:colLast="0" w:name="_30j0zll" w:id="1"/>
             <w:bookmarkEnd w:id="1"/>
             <w:r>
               <w:rPr>
@@ -200,7 +195,6 @@
           </w:p>
           <w:p>
             <w:pPr>
-              <w:pageBreakBefore w:val="0"/>
               <w:spacing w:before="0" w:line="240" w:lineRule="auto"/>
               <w:rPr>
                 <w:rFonts w:ascii="Source Code Pro" w:cs="Source Code Pro" w:eastAsia="Source Code Pro" w:hAnsi="Source Code Pro"/>
@@ -222,7 +216,6 @@
           </w:p>
           <w:p>
             <w:pPr>
-              <w:pageBreakBefore w:val="0"/>
               <w:widowControl w:val="0"/>
               <w:spacing w:before="0" w:line="240" w:lineRule="auto"/>
               <w:rPr>
@@ -242,15 +235,9 @@
               </w:rPr>
               <w:t xml:space="preserve">MUSASHINO, TOKYO</w:t>
             </w:r>
-            <w:r>
-              <w:rPr>
-                <w:rtl w:val="0"/>
-              </w:rPr>
-            </w:r>
-          </w:p>
-          <w:p>
-            <w:pPr>
-              <w:pageBreakBefore w:val="0"/>
+          </w:p>
+          <w:p>
+            <w:pPr>
               <w:widowControl w:val="0"/>
               <w:pBdr>
                 <w:top w:space="0" w:sz="0" w:val="nil"/>
@@ -313,7 +300,6 @@
               <w:pStyle w:val="Heading1"/>
               <w:keepNext w:val="0"/>
               <w:keepLines w:val="0"/>
-              <w:pageBreakBefore w:val="0"/>
               <w:widowControl w:val="0"/>
               <w:jc w:val="right"/>
               <w:rPr>
@@ -323,7 +309,7 @@
                 <w:szCs w:val="20"/>
               </w:rPr>
             </w:pPr>
-            <w:bookmarkStart w:colFirst="0" w:colLast="0" w:name="_nt9aeah6bxdh" w:id="2"/>
+            <w:bookmarkStart w:colFirst="0" w:colLast="0" w:name="_1fob9te" w:id="2"/>
             <w:bookmarkEnd w:id="2"/>
             <w:r>
               <w:rPr>
@@ -359,7 +345,6 @@
           </w:tcPr>
           <w:p>
             <w:pPr>
-              <w:pageBreakBefore w:val="0"/>
               <w:widowControl w:val="0"/>
               <w:pBdr>
                 <w:top w:space="0" w:sz="0" w:val="nil"/>
@@ -406,13 +391,12 @@
               <w:pStyle w:val="Heading2"/>
               <w:keepNext w:val="0"/>
               <w:keepLines w:val="0"/>
-              <w:pageBreakBefore w:val="0"/>
-              <w:widowControl w:val="0"/>
-              <w:rPr>
-                <w:b w:val="0"/>
-              </w:rPr>
-            </w:pPr>
-            <w:bookmarkStart w:colFirst="0" w:colLast="0" w:name="_gexy0kvinj3f" w:id="3"/>
+              <w:widowControl w:val="0"/>
+              <w:rPr>
+                <w:b w:val="0"/>
+              </w:rPr>
+            </w:pPr>
+            <w:bookmarkStart w:colFirst="0" w:colLast="0" w:name="_3znysh7" w:id="3"/>
             <w:bookmarkEnd w:id="3"/>
             <w:r>
               <w:rPr>
@@ -425,14 +409,7 @@
                 <w:b w:val="0"/>
                 <w:rtl w:val="0"/>
               </w:rPr>
-              <w:t xml:space="preserve">Senior Software Engineer </w:t>
-            </w:r>
-            <w:r>
-              <w:rPr>
-                <w:b w:val="0"/>
-                <w:rtl w:val="0"/>
-              </w:rPr>
-              <w:t xml:space="preserve">(IC7)</w:t>
+              <w:t xml:space="preserve">Senior Software Engineer (IC7)</w:t>
             </w:r>
           </w:p>
           <w:p>
@@ -440,23 +417,47 @@
               <w:pStyle w:val="Heading3"/>
               <w:keepNext w:val="0"/>
               <w:keepLines w:val="0"/>
-              <w:pageBreakBefore w:val="0"/>
               <w:widowControl w:val="0"/>
               <w:spacing w:before="0" w:lineRule="auto"/>
               <w:rPr/>
             </w:pPr>
-            <w:bookmarkStart w:colFirst="0" w:colLast="0" w:name="_3eqgqaowyowl" w:id="4"/>
+            <w:bookmarkStart w:colFirst="0" w:colLast="0" w:name="_2et92p0" w:id="4"/>
             <w:bookmarkEnd w:id="4"/>
             <w:r>
               <w:rPr>
                 <w:rtl w:val="0"/>
               </w:rPr>
-              <w:t xml:space="preserve">DEC 2020 - PRESENT,  TOKYO</w:t>
-            </w:r>
-          </w:p>
-          <w:p>
-            <w:pPr>
-              <w:pageBreakBefore w:val="0"/>
+              <w:t xml:space="preserve">DEC 2020 - PRESENT,  REMOTE</w:t>
+            </w:r>
+          </w:p>
+          <w:p>
+            <w:pPr>
+              <w:pStyle w:val="Heading3"/>
+              <w:keepNext w:val="0"/>
+              <w:keepLines w:val="0"/>
+              <w:widowControl w:val="0"/>
+              <w:spacing w:before="0" w:lineRule="auto"/>
+              <w:rPr>
+                <w:color w:val="000000"/>
+              </w:rPr>
+            </w:pPr>
+            <w:bookmarkStart w:colFirst="0" w:colLast="0" w:name="_hru753vx08y5" w:id="5"/>
+            <w:bookmarkEnd w:id="5"/>
+            <w:r>
+              <w:rPr>
+                <w:color w:val="000000"/>
+                <w:rtl w:val="0"/>
+              </w:rPr>
+              <w:t xml:space="preserve">TS (+JS), React, Node, C#, GCP, Terraform</w:t>
+            </w:r>
+            <w:r>
+              <w:rPr>
+                <w:rtl w:val="0"/>
+              </w:rPr>
+            </w:r>
+          </w:p>
+          <w:p>
+            <w:pPr>
               <w:spacing w:before="0" w:line="240" w:lineRule="auto"/>
               <w:rPr>
                 <w:sz w:val="20"/>
@@ -480,38 +481,55 @@
           </w:p>
           <w:p>
             <w:pPr>
-              <w:pageBreakBefore w:val="0"/>
+              <w:widowControl w:val="0"/>
+              <w:spacing w:after="0" w:before="100" w:lineRule="auto"/>
+              <w:ind w:left="0" w:firstLine="0"/>
+              <w:rPr>
+                <w:sz w:val="20"/>
+                <w:szCs w:val="20"/>
+              </w:rPr>
+            </w:pPr>
+            <w:r>
+              <w:rPr>
+                <w:sz w:val="20"/>
+                <w:szCs w:val="20"/>
+                <w:rtl w:val="0"/>
+              </w:rPr>
+              <w:t xml:space="preserve">Hired as full stack engineer, made a lateral move to engineering manager, now back to an IC on the core web platform team.</w:t>
+            </w:r>
+          </w:p>
+          <w:p>
+            <w:pPr>
               <w:widowControl w:val="0"/>
               <w:numPr>
                 <w:ilvl w:val="0"/>
                 <w:numId w:val="1"/>
               </w:numPr>
-              <w:spacing w:after="0" w:afterAutospacing="0" w:before="100" w:lineRule="auto"/>
+              <w:spacing w:after="0" w:before="100" w:lineRule="auto"/>
               <w:ind w:left="720" w:hanging="360"/>
               <w:rPr>
-                <w:b w:val="0"/>
-                <w:sz w:val="20"/>
-                <w:szCs w:val="20"/>
-              </w:rPr>
-            </w:pPr>
-            <w:r>
-              <w:rPr>
-                <w:sz w:val="20"/>
-                <w:szCs w:val="20"/>
-                <w:rtl w:val="0"/>
-              </w:rPr>
-              <w:t xml:space="preserve">Unannounced product. Standing in for product management as well as backend, frontend, and editor engineering contributions.</w:t>
-            </w:r>
-          </w:p>
-          <w:p>
-            <w:pPr>
-              <w:pageBreakBefore w:val="0"/>
+                <w:sz w:val="20"/>
+                <w:szCs w:val="20"/>
+                <w:u w:val="none"/>
+              </w:rPr>
+            </w:pPr>
+            <w:r>
+              <w:rPr>
+                <w:sz w:val="20"/>
+                <w:szCs w:val="20"/>
+                <w:rtl w:val="0"/>
+              </w:rPr>
+              <w:t xml:space="preserve">As a tech lead on the core web platform team for cloud.unity.com, build core features and steer technical direction for teams of internal developers building services on our platform. Most recently, shipped a 6-month project that introduced  incremental TypeScript builds across local &amp; CI (w/project references) and reduced build times by ~90%.</w:t>
+            </w:r>
+          </w:p>
+          <w:p>
+            <w:pPr>
               <w:widowControl w:val="0"/>
               <w:numPr>
                 <w:ilvl w:val="0"/>
                 <w:numId w:val="1"/>
               </w:numPr>
-              <w:spacing w:before="0" w:beforeAutospacing="0" w:lineRule="auto"/>
+              <w:spacing w:after="0" w:before="100" w:lineRule="auto"/>
               <w:ind w:left="720" w:hanging="360"/>
               <w:rPr>
                 <w:sz w:val="20"/>
@@ -525,7 +543,36 @@
                 <w:szCs w:val="20"/>
                 <w:rtl w:val="0"/>
               </w:rPr>
-              <w:t xml:space="preserve">Migrated key components of frontend services serving 1000s of users to TS.</w:t>
+              <w:t xml:space="preserve">Designed the architecture for a business-critical billing flow and delivered the frontend myself ahead of schedule.</w:t>
+            </w:r>
+          </w:p>
+          <w:p>
+            <w:pPr>
+              <w:widowControl w:val="0"/>
+              <w:numPr>
+                <w:ilvl w:val="0"/>
+                <w:numId w:val="1"/>
+              </w:numPr>
+              <w:spacing w:after="0" w:before="100" w:lineRule="auto"/>
+              <w:ind w:left="720" w:hanging="360"/>
+              <w:rPr>
+                <w:sz w:val="20"/>
+                <w:szCs w:val="20"/>
+                <w:u w:val="none"/>
+              </w:rPr>
+            </w:pPr>
+            <w:r>
+              <w:rPr>
+                <w:sz w:val="20"/>
+                <w:szCs w:val="20"/>
+                <w:rtl w:val="0"/>
+              </w:rPr>
+              <w:t xml:space="preserve">As engineering manager, drove a long-term localization R&amp;D project through initial stages of the product pipeline. Identified hypotheses, validated with user tests, and brought together stakeholders from all over the business, all the while delivering the engine-side package prototypes myself. Resulted in CTO buy-in and a potential first-mover product with features powered by Azure OpenAI service.</w:t>
+            </w:r>
+            <w:r>
+              <w:rPr>
+                <w:rtl w:val="0"/>
+              </w:rPr>
             </w:r>
           </w:p>
           <w:p>
@@ -533,7 +580,6 @@
               <w:pStyle w:val="Heading2"/>
               <w:keepNext w:val="0"/>
               <w:keepLines w:val="0"/>
-              <w:pageBreakBefore w:val="0"/>
               <w:widowControl w:val="0"/>
               <w:pBdr>
                 <w:top w:space="0" w:sz="0" w:val="nil"/>
@@ -551,8 +597,8 @@
                 <w:szCs w:val="22"/>
               </w:rPr>
             </w:pPr>
-            <w:bookmarkStart w:colFirst="0" w:colLast="0" w:name="_ep7fh4kuz4rd" w:id="5"/>
-            <w:bookmarkEnd w:id="5"/>
+            <w:bookmarkStart w:colFirst="0" w:colLast="0" w:name="_tyjcwt" w:id="6"/>
+            <w:bookmarkEnd w:id="6"/>
             <w:r>
               <w:rPr>
                 <w:rtl w:val="0"/>
@@ -581,7 +627,7 @@
                 <w:b w:val="0"/>
                 <w:rtl w:val="0"/>
               </w:rPr>
-              <w:t xml:space="preserve">Software Engineer</w:t>
+              <w:t xml:space="preserve">Software Engineer (Backend)</w:t>
             </w:r>
             <w:r>
               <w:rPr>
@@ -594,7 +640,6 @@
               <w:pStyle w:val="Heading3"/>
               <w:keepNext w:val="0"/>
               <w:keepLines w:val="0"/>
-              <w:pageBreakBefore w:val="0"/>
               <w:widowControl w:val="0"/>
               <w:pBdr>
                 <w:top w:space="0" w:sz="0" w:val="nil"/>
@@ -607,8 +652,8 @@
               <w:spacing w:before="0" w:lineRule="auto"/>
               <w:rPr/>
             </w:pPr>
-            <w:bookmarkStart w:colFirst="0" w:colLast="0" w:name="_80m0megl6m3e" w:id="6"/>
-            <w:bookmarkEnd w:id="6"/>
+            <w:bookmarkStart w:colFirst="0" w:colLast="0" w:name="_3dy6vkm" w:id="7"/>
+            <w:bookmarkEnd w:id="7"/>
             <w:r>
               <w:rPr>
                 <w:rtl w:val="0"/>
@@ -661,12 +706,35 @@
               <w:rPr>
                 <w:rtl w:val="0"/>
               </w:rPr>
-              <w:t xml:space="preserve">TOKYO</w:t>
-            </w:r>
-          </w:p>
-          <w:p>
-            <w:pPr>
-              <w:pageBreakBefore w:val="0"/>
+              <w:t xml:space="preserve">REMOTE</w:t>
+            </w:r>
+          </w:p>
+          <w:p>
+            <w:pPr>
+              <w:pStyle w:val="Heading3"/>
+              <w:keepNext w:val="0"/>
+              <w:keepLines w:val="0"/>
+              <w:widowControl w:val="0"/>
+              <w:spacing w:before="0" w:lineRule="auto"/>
+              <w:rPr/>
+            </w:pPr>
+            <w:bookmarkStart w:colFirst="0" w:colLast="0" w:name="_awvc1pf96om7" w:id="8"/>
+            <w:bookmarkEnd w:id="8"/>
+            <w:r>
+              <w:rPr>
+                <w:color w:val="000000"/>
+                <w:rtl w:val="0"/>
+              </w:rPr>
+              <w:t xml:space="preserve">Kotlin, SQL, ELK, AWS, Docker, Terraform</w:t>
+            </w:r>
+            <w:r>
+              <w:rPr>
+                <w:rtl w:val="0"/>
+              </w:rPr>
+            </w:r>
+          </w:p>
+          <w:p>
+            <w:pPr>
               <w:spacing w:before="0" w:line="240" w:lineRule="auto"/>
               <w:rPr>
                 <w:i w:val="1"/>
@@ -686,7 +754,6 @@
           </w:p>
           <w:p>
             <w:pPr>
-              <w:pageBreakBefore w:val="0"/>
               <w:widowControl w:val="0"/>
               <w:spacing w:before="100" w:lineRule="auto"/>
               <w:ind w:left="0" w:firstLine="0"/>
@@ -701,18 +768,17 @@
                 <w:szCs w:val="20"/>
                 <w:rtl w:val="0"/>
               </w:rPr>
-              <w:t xml:space="preserve">Took a medical AI product from prototype to production usage in Japanese hospitals.</w:t>
-            </w:r>
-          </w:p>
-          <w:p>
-            <w:pPr>
-              <w:pageBreakBefore w:val="0"/>
+              <w:t xml:space="preserve">Took a medical AI product for confirming cancer diagnoses from prototype to production usage in Japanese hospitals.</w:t>
+            </w:r>
+          </w:p>
+          <w:p>
+            <w:pPr>
               <w:widowControl w:val="0"/>
               <w:numPr>
                 <w:ilvl w:val="0"/>
                 <w:numId w:val="1"/>
               </w:numPr>
-              <w:spacing w:after="0" w:afterAutospacing="0" w:before="100" w:lineRule="auto"/>
+              <w:spacing w:before="0" w:lineRule="auto"/>
               <w:ind w:left="720" w:hanging="360"/>
               <w:rPr>
                 <w:sz w:val="20"/>
@@ -725,18 +791,17 @@
                 <w:szCs w:val="20"/>
                 <w:rtl w:val="0"/>
               </w:rPr>
-              <w:t xml:space="preserve">Introduced Terraform, enabled our team to deploy cost-effective feature branches.</w:t>
-            </w:r>
-          </w:p>
-          <w:p>
-            <w:pPr>
-              <w:pageBreakBefore w:val="0"/>
+              <w:t xml:space="preserve">Containerized all services, set up CI, distributed logging, horizontal autoscaling of tasks with ECS. Reduced infrastructure costs.</w:t>
+            </w:r>
+          </w:p>
+          <w:p>
+            <w:pPr>
               <w:widowControl w:val="0"/>
               <w:numPr>
                 <w:ilvl w:val="0"/>
                 <w:numId w:val="1"/>
               </w:numPr>
-              <w:spacing w:after="0" w:afterAutospacing="0" w:before="0" w:beforeAutospacing="0" w:lineRule="auto"/>
+              <w:spacing w:after="0" w:before="100" w:lineRule="auto"/>
               <w:ind w:left="720" w:hanging="360"/>
               <w:rPr>
                 <w:sz w:val="20"/>
@@ -749,18 +814,17 @@
                 <w:szCs w:val="20"/>
                 <w:rtl w:val="0"/>
               </w:rPr>
-              <w:t xml:space="preserve">Advocated consistently for a strong testing culture. Built a test-containers suite for end-to-end testing. Developed a load test for our most crucial customer flow.</w:t>
-            </w:r>
-          </w:p>
-          <w:p>
-            <w:pPr>
-              <w:pageBreakBefore w:val="0"/>
+              <w:t xml:space="preserve">Introduced Terraform, enabled our team to deploy cost-effective feature branches.</w:t>
+            </w:r>
+          </w:p>
+          <w:p>
+            <w:pPr>
               <w:widowControl w:val="0"/>
               <w:numPr>
                 <w:ilvl w:val="0"/>
                 <w:numId w:val="1"/>
               </w:numPr>
-              <w:spacing w:after="0" w:afterAutospacing="0" w:before="0" w:beforeAutospacing="0" w:lineRule="auto"/>
+              <w:spacing w:after="0" w:before="0" w:lineRule="auto"/>
               <w:ind w:left="720" w:hanging="360"/>
               <w:rPr>
                 <w:sz w:val="20"/>
@@ -773,18 +837,17 @@
                 <w:szCs w:val="20"/>
                 <w:rtl w:val="0"/>
               </w:rPr>
-              <w:t xml:space="preserve">Re-wrote our custom authentication with a multi-tenant Auth0 implementation.</w:t>
-            </w:r>
-          </w:p>
-          <w:p>
-            <w:pPr>
-              <w:pageBreakBefore w:val="0"/>
+              <w:t xml:space="preserve">Advocated consistently for a strong testing culture. Built a test-containers suite for end-to-end backend testing. Developed a load testing system for our most crucial customer flow.</w:t>
+            </w:r>
+          </w:p>
+          <w:p>
+            <w:pPr>
               <w:widowControl w:val="0"/>
               <w:numPr>
                 <w:ilvl w:val="0"/>
                 <w:numId w:val="1"/>
               </w:numPr>
-              <w:spacing w:before="0" w:beforeAutospacing="0" w:lineRule="auto"/>
+              <w:spacing w:after="0" w:before="0" w:lineRule="auto"/>
               <w:ind w:left="720" w:hanging="360"/>
               <w:rPr>
                 <w:sz w:val="20"/>
@@ -797,12 +860,7 @@
                 <w:szCs w:val="20"/>
                 <w:rtl w:val="0"/>
               </w:rPr>
-              <w:t xml:space="preserve">Containerized all services, set up CI, distributed logging, horizontal autoscaling of tasks with ECS. Reduced infrastructure costs.</w:t>
-            </w:r>
-            <w:r>
-              <w:rPr>
-                <w:rtl w:val="0"/>
-              </w:rPr>
+              <w:t xml:space="preserve">Migrated a custom authentication system to an off-the-shelf multi-tenant Auth0 implementation.</w:t>
             </w:r>
           </w:p>
           <w:p>
@@ -810,7 +868,6 @@
               <w:pStyle w:val="Heading2"/>
               <w:keepNext w:val="0"/>
               <w:keepLines w:val="0"/>
-              <w:pageBreakBefore w:val="0"/>
               <w:widowControl w:val="0"/>
               <w:pBdr>
                 <w:top w:space="0" w:sz="0" w:val="nil"/>
@@ -828,8 +885,8 @@
                 <w:szCs w:val="22"/>
               </w:rPr>
             </w:pPr>
-            <w:bookmarkStart w:colFirst="0" w:colLast="0" w:name="_jx2g99olagu3" w:id="7"/>
-            <w:bookmarkEnd w:id="7"/>
+            <w:bookmarkStart w:colFirst="0" w:colLast="0" w:name="_1t3h5sf" w:id="9"/>
+            <w:bookmarkEnd w:id="9"/>
             <w:r>
               <w:rPr>
                 <w:rtl w:val="0"/>
@@ -850,7 +907,7 @@
                 <w:b w:val="0"/>
                 <w:rtl w:val="0"/>
               </w:rPr>
-              <w:t xml:space="preserve">Software Engineer -&gt; Technical Lead -&gt; Technical Product Manager</w:t>
+              <w:t xml:space="preserve">Software Engineer &gt; Technical Lead &gt; Technical Product Manager</w:t>
             </w:r>
             <w:r>
               <w:rPr>
@@ -863,7 +920,6 @@
               <w:pStyle w:val="Heading3"/>
               <w:keepNext w:val="0"/>
               <w:keepLines w:val="0"/>
-              <w:pageBreakBefore w:val="0"/>
               <w:widowControl w:val="0"/>
               <w:pBdr>
                 <w:top w:space="0" w:sz="0" w:val="nil"/>
@@ -876,8 +932,8 @@
               <w:spacing w:before="0" w:lineRule="auto"/>
               <w:rPr/>
             </w:pPr>
-            <w:bookmarkStart w:colFirst="0" w:colLast="0" w:name="_qapvr1v5dben" w:id="8"/>
-            <w:bookmarkEnd w:id="8"/>
+            <w:bookmarkStart w:colFirst="0" w:colLast="0" w:name="_4d34og8" w:id="10"/>
+            <w:bookmarkEnd w:id="10"/>
             <w:r>
               <w:rPr>
                 <w:rtl w:val="0"/>
@@ -935,28 +991,51 @@
           </w:p>
           <w:p>
             <w:pPr>
-              <w:pageBreakBefore w:val="0"/>
+              <w:pStyle w:val="Heading3"/>
+              <w:keepNext w:val="0"/>
+              <w:keepLines w:val="0"/>
+              <w:widowControl w:val="0"/>
+              <w:spacing w:before="0" w:lineRule="auto"/>
+              <w:rPr/>
+            </w:pPr>
+            <w:bookmarkStart w:colFirst="0" w:colLast="0" w:name="_9ir3y0rj9e35" w:id="11"/>
+            <w:bookmarkEnd w:id="11"/>
+            <w:r>
+              <w:rPr>
+                <w:color w:val="000000"/>
+                <w:rtl w:val="0"/>
+              </w:rPr>
+              <w:t xml:space="preserve">Unity, Unreal, Scala, GCP</w:t>
+            </w:r>
+            <w:r>
+              <w:rPr>
+                <w:rtl w:val="0"/>
+              </w:rPr>
+            </w:r>
+          </w:p>
+          <w:p>
+            <w:pPr>
               <w:widowControl w:val="0"/>
               <w:spacing w:before="100" w:lineRule="auto"/>
+              <w:rPr/>
+            </w:pPr>
+            <w:r>
               <w:rPr>
                 <w:i w:val="1"/>
                 <w:sz w:val="20"/>
                 <w:szCs w:val="20"/>
-              </w:rPr>
-            </w:pPr>
-            <w:r>
-              <w:rPr>
-                <w:i w:val="1"/>
-                <w:sz w:val="20"/>
-                <w:szCs w:val="20"/>
                 <w:rtl w:val="0"/>
               </w:rPr>
               <w:t xml:space="preserve">Improbable develops SpatialOS, a platform that makes it possible to run massive-scale simulations for games, research, and government. Raised $604M to date from SoftBank Vision Fund &amp; others.</w:t>
             </w:r>
-          </w:p>
-          <w:p>
-            <w:pPr>
-              <w:pageBreakBefore w:val="0"/>
+            <w:r>
+              <w:rPr>
+                <w:rtl w:val="0"/>
+              </w:rPr>
+            </w:r>
+          </w:p>
+          <w:p>
+            <w:pPr>
               <w:widowControl w:val="0"/>
               <w:spacing w:before="100" w:lineRule="auto"/>
               <w:rPr>
@@ -975,13 +1054,12 @@
           </w:p>
           <w:p>
             <w:pPr>
-              <w:pageBreakBefore w:val="0"/>
               <w:widowControl w:val="0"/>
               <w:numPr>
                 <w:ilvl w:val="0"/>
                 <w:numId w:val="1"/>
               </w:numPr>
-              <w:spacing w:after="0" w:afterAutospacing="0" w:before="100" w:lineRule="auto"/>
+              <w:spacing w:after="0" w:before="100" w:lineRule="auto"/>
               <w:ind w:left="720" w:hanging="360"/>
               <w:rPr>
                 <w:sz w:val="20"/>
@@ -997,16 +1075,20 @@
               </w:rPr>
               <w:t xml:space="preserve">Focused on scalability and distributed systems. Led the effort towards the first successful 1000 player 24-hour soak test of a game world the size of Wales.</w:t>
             </w:r>
-          </w:p>
-          <w:p>
-            <w:pPr>
-              <w:pageBreakBefore w:val="0"/>
+            <w:r>
+              <w:rPr>
+                <w:rtl w:val="0"/>
+              </w:rPr>
+            </w:r>
+          </w:p>
+          <w:p>
+            <w:pPr>
               <w:widowControl w:val="0"/>
               <w:numPr>
                 <w:ilvl w:val="0"/>
                 <w:numId w:val="1"/>
               </w:numPr>
-              <w:spacing w:after="0" w:afterAutospacing="0" w:before="0" w:beforeAutospacing="0" w:lineRule="auto"/>
+              <w:spacing w:after="0" w:before="0" w:lineRule="auto"/>
               <w:ind w:left="720" w:hanging="360"/>
               <w:rPr>
                 <w:sz w:val="20"/>
@@ -1030,13 +1112,12 @@
           </w:p>
           <w:p>
             <w:pPr>
-              <w:pageBreakBefore w:val="0"/>
               <w:widowControl w:val="0"/>
               <w:numPr>
                 <w:ilvl w:val="0"/>
                 <w:numId w:val="1"/>
               </w:numPr>
-              <w:spacing w:after="0" w:afterAutospacing="0" w:before="0" w:beforeAutospacing="0" w:lineRule="auto"/>
+              <w:spacing w:after="0" w:before="0" w:lineRule="auto"/>
               <w:ind w:left="720" w:hanging="360"/>
               <w:rPr>
                 <w:sz w:val="20"/>
@@ -1054,13 +1135,12 @@
           </w:p>
           <w:p>
             <w:pPr>
-              <w:pageBreakBefore w:val="0"/>
               <w:widowControl w:val="0"/>
               <w:numPr>
                 <w:ilvl w:val="0"/>
                 <w:numId w:val="1"/>
               </w:numPr>
-              <w:spacing w:before="0" w:beforeAutospacing="0" w:lineRule="auto"/>
+              <w:spacing w:before="0" w:lineRule="auto"/>
               <w:ind w:left="720" w:hanging="360"/>
               <w:rPr>
                 <w:sz w:val="20"/>
@@ -1075,6 +1155,11 @@
                 <w:rtl w:val="0"/>
               </w:rPr>
               <w:t xml:space="preserve">Created full-stack tooling and filled product gaps quickly for our early-stage customers. Worked directly with our client’s engineering and leadership teams to ensure their games were successful.</w:t>
+            </w:r>
+            <w:r>
+              <w:rPr>
+                <w:rtl w:val="0"/>
+              </w:rPr>
             </w:r>
           </w:p>
           <w:p>
@@ -1082,7 +1167,6 @@
               <w:pStyle w:val="Heading2"/>
               <w:keepNext w:val="0"/>
               <w:keepLines w:val="0"/>
-              <w:pageBreakBefore w:val="0"/>
               <w:widowControl w:val="0"/>
               <w:pBdr>
                 <w:top w:space="0" w:sz="0" w:val="nil"/>
@@ -1100,8 +1184,8 @@
                 <w:szCs w:val="22"/>
               </w:rPr>
             </w:pPr>
-            <w:bookmarkStart w:colFirst="0" w:colLast="0" w:name="_bzmuwmfhy523" w:id="9"/>
-            <w:bookmarkEnd w:id="9"/>
+            <w:bookmarkStart w:colFirst="0" w:colLast="0" w:name="_2s8eyo1" w:id="12"/>
+            <w:bookmarkEnd w:id="12"/>
             <w:r>
               <w:rPr>
                 <w:rtl w:val="0"/>
@@ -1135,7 +1219,6 @@
               <w:pStyle w:val="Heading3"/>
               <w:keepNext w:val="0"/>
               <w:keepLines w:val="0"/>
-              <w:pageBreakBefore w:val="0"/>
               <w:widowControl w:val="0"/>
               <w:pBdr>
                 <w:top w:space="0" w:sz="0" w:val="nil"/>
@@ -1153,8 +1236,8 @@
                 <w:szCs w:val="18"/>
               </w:rPr>
             </w:pPr>
-            <w:bookmarkStart w:colFirst="0" w:colLast="0" w:name="_aoj1792hs637" w:id="10"/>
-            <w:bookmarkEnd w:id="10"/>
+            <w:bookmarkStart w:colFirst="0" w:colLast="0" w:name="_17dp8vu" w:id="13"/>
+            <w:bookmarkEnd w:id="13"/>
             <w:r>
               <w:rPr>
                 <w:rtl w:val="0"/>
@@ -1233,7 +1316,6 @@
           </w:p>
           <w:p>
             <w:pPr>
-              <w:pageBreakBefore w:val="0"/>
               <w:widowControl w:val="0"/>
               <w:pBdr>
                 <w:top w:space="0" w:sz="0" w:val="nil"/>
@@ -1294,7 +1376,6 @@
               <w:pStyle w:val="Heading1"/>
               <w:keepNext w:val="0"/>
               <w:keepLines w:val="0"/>
-              <w:pageBreakBefore w:val="0"/>
               <w:widowControl w:val="0"/>
               <w:pBdr>
                 <w:top w:space="0" w:sz="0" w:val="nil"/>
@@ -1313,8 +1394,8 @@
                 <w:szCs w:val="20"/>
               </w:rPr>
             </w:pPr>
-            <w:bookmarkStart w:colFirst="0" w:colLast="0" w:name="_tk538brb1kdf" w:id="11"/>
-            <w:bookmarkEnd w:id="11"/>
+            <w:bookmarkStart w:colFirst="0" w:colLast="0" w:name="_3rdcrjn" w:id="14"/>
+            <w:bookmarkEnd w:id="14"/>
             <w:r>
               <w:rPr>
                 <w:sz w:val="20"/>
@@ -1349,7 +1430,6 @@
           </w:tcPr>
           <w:p>
             <w:pPr>
-              <w:pageBreakBefore w:val="0"/>
               <w:widowControl w:val="0"/>
               <w:pBdr>
                 <w:top w:space="0" w:sz="0" w:val="nil"/>
@@ -1396,7 +1476,6 @@
               <w:pStyle w:val="Heading2"/>
               <w:keepNext w:val="0"/>
               <w:keepLines w:val="0"/>
-              <w:pageBreakBefore w:val="0"/>
               <w:widowControl w:val="0"/>
               <w:pBdr>
                 <w:top w:space="0" w:sz="0" w:val="nil"/>
@@ -1413,8 +1492,8 @@
                 <w:szCs w:val="22"/>
               </w:rPr>
             </w:pPr>
-            <w:bookmarkStart w:colFirst="0" w:colLast="0" w:name="_r7oinwx5vtl9" w:id="12"/>
-            <w:bookmarkEnd w:id="12"/>
+            <w:bookmarkStart w:colFirst="0" w:colLast="0" w:name="_26in1rg" w:id="15"/>
+            <w:bookmarkEnd w:id="15"/>
             <w:r>
               <w:rPr>
                 <w:rtl w:val="0"/>
@@ -1429,6 +1508,47 @@
                 <w:rtl w:val="0"/>
               </w:rPr>
               <w:t xml:space="preserve">/ </w:t>
+            </w:r>
+            <w:r>
+              <w:rPr>
+                <w:b w:val="0"/>
+                <w:sz w:val="22"/>
+                <w:szCs w:val="22"/>
+                <w:rtl w:val="0"/>
+              </w:rPr>
+              <w:t xml:space="preserve">B</w:t>
+            </w:r>
+            <w:r>
+              <w:rPr>
+                <w:b w:val="0"/>
+                <w:rtl w:val="0"/>
+              </w:rPr>
+              <w:t xml:space="preserve">S</w:t>
+            </w:r>
+            <w:r>
+              <w:rPr>
+                <w:b w:val="0"/>
+                <w:sz w:val="22"/>
+                <w:szCs w:val="22"/>
+                <w:rtl w:val="0"/>
+              </w:rPr>
+              <w:t xml:space="preserve">c</w:t>
+            </w:r>
+            <w:r>
+              <w:rPr>
+                <w:b w:val="0"/>
+                <w:rtl w:val="0"/>
+              </w:rPr>
+              <w:t xml:space="preserve">.</w:t>
+            </w:r>
+            <w:r>
+              <w:rPr>
+                <w:b w:val="0"/>
+                <w:sz w:val="22"/>
+                <w:szCs w:val="22"/>
+                <w:rtl w:val="0"/>
+              </w:rPr>
+              <w:t xml:space="preserve"> </w:t>
             </w:r>
             <w:r>
               <w:rPr>
@@ -1448,7 +1568,6 @@
               <w:pStyle w:val="Heading3"/>
               <w:keepNext w:val="0"/>
               <w:keepLines w:val="0"/>
-              <w:pageBreakBefore w:val="0"/>
               <w:widowControl w:val="0"/>
               <w:pBdr>
                 <w:top w:space="0" w:sz="0" w:val="nil"/>
@@ -1466,8 +1585,8 @@
                 <w:szCs w:val="18"/>
               </w:rPr>
             </w:pPr>
-            <w:bookmarkStart w:colFirst="0" w:colLast="0" w:name="_uqfre138cju9" w:id="13"/>
-            <w:bookmarkEnd w:id="13"/>
+            <w:bookmarkStart w:colFirst="0" w:colLast="0" w:name="_lnxbz9" w:id="16"/>
+            <w:bookmarkEnd w:id="16"/>
             <w:r>
               <w:rPr>
                 <w:rFonts w:ascii="Lato" w:cs="Lato" w:eastAsia="Lato" w:hAnsi="Lato"/>
@@ -1524,7 +1643,6 @@
           </w:p>
           <w:p>
             <w:pPr>
-              <w:pageBreakBefore w:val="0"/>
               <w:widowControl w:val="0"/>
               <w:pBdr>
                 <w:top w:space="0" w:sz="0" w:val="nil"/>
@@ -1579,7 +1697,6 @@
               <w:pStyle w:val="Heading1"/>
               <w:keepNext w:val="0"/>
               <w:keepLines w:val="0"/>
-              <w:pageBreakBefore w:val="0"/>
               <w:widowControl w:val="0"/>
               <w:pBdr>
                 <w:top w:space="0" w:sz="0" w:val="nil"/>
@@ -1596,8 +1713,6 @@
                 <w:szCs w:val="20"/>
               </w:rPr>
             </w:pPr>
-            <w:bookmarkStart w:colFirst="0" w:colLast="0" w:name="_tk538brb1kdf" w:id="11"/>
-            <w:bookmarkEnd w:id="11"/>
             <w:r>
               <w:rPr>
                 <w:sz w:val="20"/>
@@ -1627,7 +1742,6 @@
           </w:tcPr>
           <w:p>
             <w:pPr>
-              <w:pageBreakBefore w:val="0"/>
               <w:widowControl w:val="0"/>
               <w:pBdr>
                 <w:top w:space="0" w:sz="0" w:val="nil"/>
@@ -1671,7 +1785,6 @@
           </w:tcPr>
           <w:p>
             <w:pPr>
-              <w:pageBreakBefore w:val="0"/>
               <w:spacing w:before="0" w:line="240" w:lineRule="auto"/>
               <w:rPr>
                 <w:sz w:val="20"/>
@@ -1693,12 +1806,11 @@
                 <w:szCs w:val="20"/>
                 <w:rtl w:val="0"/>
               </w:rPr>
-              <w:t xml:space="preserve"> Founded a games studio, grew to 5 members, shipped on Steam.</w:t>
-            </w:r>
-          </w:p>
-          <w:p>
-            <w:pPr>
-              <w:pageBreakBefore w:val="0"/>
+              <w:t xml:space="preserve"> Founded a games studio, built our own editor with XNA, got greenlit by community members on Steam.</w:t>
+            </w:r>
+          </w:p>
+          <w:p>
+            <w:pPr>
               <w:spacing w:before="0" w:line="240" w:lineRule="auto"/>
               <w:rPr>
                 <w:sz w:val="20"/>
@@ -1725,7 +1837,6 @@
           </w:p>
           <w:p>
             <w:pPr>
-              <w:pageBreakBefore w:val="0"/>
               <w:spacing w:before="0" w:line="240" w:lineRule="auto"/>
               <w:rPr>
                 <w:sz w:val="20"/>
@@ -1747,12 +1858,7 @@
                 <w:szCs w:val="20"/>
                 <w:rtl w:val="0"/>
               </w:rPr>
-              <w:t xml:space="preserve">Around JLPT N3.</w:t>
-            </w:r>
-            <w:r>
-              <w:rPr>
-                <w:rtl w:val="0"/>
-              </w:rPr>
+              <w:t xml:space="preserve">Somewhere between JLPT N3-N2.</w:t>
             </w:r>
           </w:p>
         </w:tc>
@@ -1793,7 +1899,7 @@
 </file>
 
 <file path=word/numbering.xml><?xml version="1.0" encoding="utf-8"?>
-<w:numbering xmlns:mc="http://schemas.openxmlformats.org/markup-compatibility/2006" xmlns:o="urn:schemas-microsoft-com:office:office" xmlns:r="http://schemas.openxmlformats.org/officeDocument/2006/relationships" xmlns:m="http://schemas.openxmlformats.org/officeDocument/2006/math" xmlns:v="urn:schemas-microsoft-com:vml" xmlns:wp="http://schemas.openxmlformats.org/drawingml/2006/wordprocessingDrawing" xmlns:w10="urn:schemas-microsoft-com:office:word" xmlns:w="http://schemas.openxmlformats.org/wordprocessingml/2006/main" xmlns:wne="http://schemas.microsoft.com/office/word/2006/wordml" xmlns:sl="http://schemas.openxmlformats.org/schemaLibrary/2006/main" xmlns:a="http://schemas.openxmlformats.org/drawingml/2006/main" xmlns:pic="http://schemas.openxmlformats.org/drawingml/2006/picture" xmlns:c="http://schemas.openxmlformats.org/drawingml/2006/chart" xmlns:lc="http://schemas.openxmlformats.org/drawingml/2006/lockedCanvas" xmlns:dgm="http://schemas.openxmlformats.org/drawingml/2006/diagram" xmlns:wps="http://schemas.microsoft.com/office/word/2010/wordprocessingShape" xmlns:wpg="http://schemas.microsoft.com/office/word/2010/wordprocessingGroup" xmlns:w14="http://schemas.microsoft.com/office/word/2010/wordml" xmlns:w15="http://schemas.microsoft.com/office/word/2012/wordml">
+<w:numbering xmlns:mc="http://schemas.openxmlformats.org/markup-compatibility/2006" xmlns:o="urn:schemas-microsoft-com:office:office" xmlns:r="http://schemas.openxmlformats.org/officeDocument/2006/relationships" xmlns:m="http://schemas.openxmlformats.org/officeDocument/2006/math" xmlns:v="urn:schemas-microsoft-com:vml" xmlns:wp="http://schemas.openxmlformats.org/drawingml/2006/wordprocessingDrawing" xmlns:w10="urn:schemas-microsoft-com:office:word" xmlns:w="http://schemas.openxmlformats.org/wordprocessingml/2006/main" xmlns:wne="http://schemas.microsoft.com/office/word/2006/wordml" xmlns:sl="http://schemas.openxmlformats.org/schemaLibrary/2006/main" xmlns:a="http://schemas.openxmlformats.org/drawingml/2006/main" xmlns:pic="http://schemas.openxmlformats.org/drawingml/2006/picture" xmlns:c="http://schemas.openxmlformats.org/drawingml/2006/chart" xmlns:lc="http://schemas.openxmlformats.org/drawingml/2006/lockedCanvas" xmlns:dgm="http://schemas.openxmlformats.org/drawingml/2006/diagram" xmlns:wps="http://schemas.microsoft.com/office/word/2010/wordprocessingShape" xmlns:wpg="http://schemas.microsoft.com/office/word/2010/wordprocessingGroup" xmlns:w14="http://schemas.microsoft.com/office/word/2010/wordml" xmlns:w15="http://schemas.microsoft.com/office/word/2012/wordml" xmlns:w16="http://schemas.microsoft.com/office/word/2018/wordml" xmlns:w16cex="http://schemas.microsoft.com/office/word/2018/wordml/cex" xmlns:w16cid="http://schemas.microsoft.com/office/word/2016/wordml/cid" xmlns="http://schemas.microsoft.com/office/tasks/2019/documenttasks" xmlns:cr="http://schemas.microsoft.com/office/comments/2020/reactions">
   <w:abstractNum w:abstractNumId="1">
     <w:lvl w:ilvl="0">
       <w:start w:val="1"/>
@@ -1911,7 +2017,7 @@
 </file>
 
 <file path=word/styles.xml><?xml version="1.0" encoding="utf-8"?>
-<w:styles xmlns:mc="http://schemas.openxmlformats.org/markup-compatibility/2006" xmlns:o="urn:schemas-microsoft-com:office:office" xmlns:r="http://schemas.openxmlformats.org/officeDocument/2006/relationships" xmlns:m="http://schemas.openxmlformats.org/officeDocument/2006/math" xmlns:v="urn:schemas-microsoft-com:vml" xmlns:wp="http://schemas.openxmlformats.org/drawingml/2006/wordprocessingDrawing" xmlns:w10="urn:schemas-microsoft-com:office:word" xmlns:w="http://schemas.openxmlformats.org/wordprocessingml/2006/main" xmlns:wne="http://schemas.microsoft.com/office/word/2006/wordml" xmlns:sl="http://schemas.openxmlformats.org/schemaLibrary/2006/main" xmlns:a="http://schemas.openxmlformats.org/drawingml/2006/main" xmlns:pic="http://schemas.openxmlformats.org/drawingml/2006/picture" xmlns:c="http://schemas.openxmlformats.org/drawingml/2006/chart" xmlns:lc="http://schemas.openxmlformats.org/drawingml/2006/lockedCanvas" xmlns:dgm="http://schemas.openxmlformats.org/drawingml/2006/diagram" xmlns:wps="http://schemas.microsoft.com/office/word/2010/wordprocessingShape" xmlns:wpg="http://schemas.microsoft.com/office/word/2010/wordprocessingGroup" xmlns:w14="http://schemas.microsoft.com/office/word/2010/wordml" xmlns:w15="http://schemas.microsoft.com/office/word/2012/wordml">
+<w:styles xmlns:mc="http://schemas.openxmlformats.org/markup-compatibility/2006" xmlns:o="urn:schemas-microsoft-com:office:office" xmlns:r="http://schemas.openxmlformats.org/officeDocument/2006/relationships" xmlns:m="http://schemas.openxmlformats.org/officeDocument/2006/math" xmlns:v="urn:schemas-microsoft-com:vml" xmlns:wp="http://schemas.openxmlformats.org/drawingml/2006/wordprocessingDrawing" xmlns:w10="urn:schemas-microsoft-com:office:word" xmlns:w="http://schemas.openxmlformats.org/wordprocessingml/2006/main" xmlns:wne="http://schemas.microsoft.com/office/word/2006/wordml" xmlns:sl="http://schemas.openxmlformats.org/schemaLibrary/2006/main" xmlns:a="http://schemas.openxmlformats.org/drawingml/2006/main" xmlns:pic="http://schemas.openxmlformats.org/drawingml/2006/picture" xmlns:c="http://schemas.openxmlformats.org/drawingml/2006/chart" xmlns:lc="http://schemas.openxmlformats.org/drawingml/2006/lockedCanvas" xmlns:dgm="http://schemas.openxmlformats.org/drawingml/2006/diagram" xmlns:wps="http://schemas.microsoft.com/office/word/2010/wordprocessingShape" xmlns:wpg="http://schemas.microsoft.com/office/word/2010/wordprocessingGroup" xmlns:w14="http://schemas.microsoft.com/office/word/2010/wordml" xmlns:w15="http://schemas.microsoft.com/office/word/2012/wordml" xmlns:w16="http://schemas.microsoft.com/office/word/2018/wordml" xmlns:w16cex="http://schemas.microsoft.com/office/word/2018/wordml/cex" xmlns:w16cid="http://schemas.microsoft.com/office/word/2016/wordml/cid" xmlns="http://schemas.microsoft.com/office/tasks/2019/documenttasks" xmlns:cr="http://schemas.microsoft.com/office/comments/2020/reactions">
   <w:docDefaults>
     <w:rPrDefault>
       <w:rPr>

--- a/static/downloads/cv.docx
+++ b/static/downloads/cv.docx
@@ -432,28 +432,22 @@
           </w:p>
           <w:p>
             <w:pPr>
-              <w:pStyle w:val="Heading3"/>
               <w:keepNext w:val="0"/>
               <w:keepLines w:val="0"/>
               <w:widowControl w:val="0"/>
               <w:spacing w:before="0" w:lineRule="auto"/>
               <w:rPr>
-                <w:color w:val="000000"/>
-              </w:rPr>
-            </w:pPr>
-            <w:bookmarkStart w:colFirst="0" w:colLast="0" w:name="_hru753vx08y5" w:id="5"/>
-            <w:bookmarkEnd w:id="5"/>
-            <w:r>
-              <w:rPr>
-                <w:color w:val="000000"/>
-                <w:rtl w:val="0"/>
-              </w:rPr>
-              <w:t xml:space="preserve">TS (+JS), React, Node, C#, GCP, Terraform</w:t>
-            </w:r>
-            <w:r>
-              <w:rPr>
-                <w:rtl w:val="0"/>
-              </w:rPr>
+                <w:sz w:val="18"/>
+                <w:szCs w:val="18"/>
+              </w:rPr>
+            </w:pPr>
+            <w:r>
+              <w:rPr>
+                <w:sz w:val="18"/>
+                <w:szCs w:val="18"/>
+                <w:rtl w:val="0"/>
+              </w:rPr>
+              <w:t xml:space="preserve">TypeScript, React, JavaScript, Node, C#, GCP, Terraform</w:t>
             </w:r>
           </w:p>
           <w:p>
@@ -495,7 +489,7 @@
                 <w:szCs w:val="20"/>
                 <w:rtl w:val="0"/>
               </w:rPr>
-              <w:t xml:space="preserve">Hired as full stack engineer, made a lateral move to engineering manager, now back to an IC on the core web platform team.</w:t>
+              <w:t xml:space="preserve">Hired as full stack engineer, made a lateral move to engineering manager, now a tech lead on the core web platform team for cloud.unity.com.</w:t>
             </w:r>
           </w:p>
           <w:p>
@@ -519,7 +513,7 @@
                 <w:szCs w:val="20"/>
                 <w:rtl w:val="0"/>
               </w:rPr>
-              <w:t xml:space="preserve">As a tech lead on the core web platform team for cloud.unity.com, build core features and steer technical direction for teams of internal developers building services on our platform. Most recently, shipped a 6-month project that introduced  incremental TypeScript builds across local &amp; CI (w/project references) and reduced build times by ~90%.</w:t>
+              <w:t xml:space="preserve">As a tech lead on the core web platform team for cloud.unity.com, build core features and steer technical direction for teams of internal developers building services on our platform. Most recently, drove &amp; implemented a migration to TypeScript project references that reduced build times by ~90% for local development &amp; CI.</w:t>
             </w:r>
           </w:p>
           <w:p>
@@ -567,7 +561,7 @@
                 <w:szCs w:val="20"/>
                 <w:rtl w:val="0"/>
               </w:rPr>
-              <w:t xml:space="preserve">As engineering manager, drove a long-term localization R&amp;D project through initial stages of the product pipeline. Identified hypotheses, validated with user tests, and brought together stakeholders from all over the business, all the while delivering the engine-side package prototypes myself. Resulted in CTO buy-in and a potential first-mover product with features powered by Azure OpenAI service.</w:t>
+              <w:t xml:space="preserve">As engineering manager, drove a long-term localization R&amp;D project through initial stages of the product pipeline. Identified hypotheses, validated with user tests, and brought together stakeholders from all over the business, all the while delivering the engine-side prototypes myself. Resulted in CTO buy-in for a potential first-mover product with features powered by Azure OpenAI service.</w:t>
             </w:r>
             <w:r>
               <w:rPr>
@@ -597,8 +591,8 @@
                 <w:szCs w:val="22"/>
               </w:rPr>
             </w:pPr>
-            <w:bookmarkStart w:colFirst="0" w:colLast="0" w:name="_tyjcwt" w:id="6"/>
-            <w:bookmarkEnd w:id="6"/>
+            <w:bookmarkStart w:colFirst="0" w:colLast="0" w:name="_tyjcwt" w:id="5"/>
+            <w:bookmarkEnd w:id="5"/>
             <w:r>
               <w:rPr>
                 <w:rtl w:val="0"/>
@@ -627,7 +621,7 @@
                 <w:b w:val="0"/>
                 <w:rtl w:val="0"/>
               </w:rPr>
-              <w:t xml:space="preserve">Software Engineer (Backend)</w:t>
+              <w:t xml:space="preserve">Software Engineer</w:t>
             </w:r>
             <w:r>
               <w:rPr>
@@ -652,8 +646,8 @@
               <w:spacing w:before="0" w:lineRule="auto"/>
               <w:rPr/>
             </w:pPr>
-            <w:bookmarkStart w:colFirst="0" w:colLast="0" w:name="_3dy6vkm" w:id="7"/>
-            <w:bookmarkEnd w:id="7"/>
+            <w:bookmarkStart w:colFirst="0" w:colLast="0" w:name="_3dy6vkm" w:id="6"/>
+            <w:bookmarkEnd w:id="6"/>
             <w:r>
               <w:rPr>
                 <w:rtl w:val="0"/>
@@ -711,26 +705,22 @@
           </w:p>
           <w:p>
             <w:pPr>
-              <w:pStyle w:val="Heading3"/>
               <w:keepNext w:val="0"/>
               <w:keepLines w:val="0"/>
               <w:widowControl w:val="0"/>
               <w:spacing w:before="0" w:lineRule="auto"/>
-              <w:rPr/>
-            </w:pPr>
-            <w:bookmarkStart w:colFirst="0" w:colLast="0" w:name="_awvc1pf96om7" w:id="8"/>
-            <w:bookmarkEnd w:id="8"/>
-            <w:r>
-              <w:rPr>
-                <w:color w:val="000000"/>
+              <w:rPr>
+                <w:sz w:val="18"/>
+                <w:szCs w:val="18"/>
+              </w:rPr>
+            </w:pPr>
+            <w:r>
+              <w:rPr>
+                <w:sz w:val="18"/>
+                <w:szCs w:val="18"/>
                 <w:rtl w:val="0"/>
               </w:rPr>
               <w:t xml:space="preserve">Kotlin, SQL, ELK, AWS, Docker, Terraform</w:t>
-            </w:r>
-            <w:r>
-              <w:rPr>
-                <w:rtl w:val="0"/>
-              </w:rPr>
             </w:r>
           </w:p>
           <w:p>
@@ -885,8 +875,8 @@
                 <w:szCs w:val="22"/>
               </w:rPr>
             </w:pPr>
-            <w:bookmarkStart w:colFirst="0" w:colLast="0" w:name="_1t3h5sf" w:id="9"/>
-            <w:bookmarkEnd w:id="9"/>
+            <w:bookmarkStart w:colFirst="0" w:colLast="0" w:name="_1t3h5sf" w:id="7"/>
+            <w:bookmarkEnd w:id="7"/>
             <w:r>
               <w:rPr>
                 <w:rtl w:val="0"/>
@@ -907,7 +897,7 @@
                 <w:b w:val="0"/>
                 <w:rtl w:val="0"/>
               </w:rPr>
-              <w:t xml:space="preserve">Software Engineer &gt; Technical Lead &gt; Technical Product Manager</w:t>
+              <w:t xml:space="preserve">Software Engineer</w:t>
             </w:r>
             <w:r>
               <w:rPr>
@@ -932,8 +922,8 @@
               <w:spacing w:before="0" w:lineRule="auto"/>
               <w:rPr/>
             </w:pPr>
-            <w:bookmarkStart w:colFirst="0" w:colLast="0" w:name="_4d34og8" w:id="10"/>
-            <w:bookmarkEnd w:id="10"/>
+            <w:bookmarkStart w:colFirst="0" w:colLast="0" w:name="_4d34og8" w:id="8"/>
+            <w:bookmarkEnd w:id="8"/>
             <w:r>
               <w:rPr>
                 <w:rtl w:val="0"/>
@@ -991,65 +981,70 @@
           </w:p>
           <w:p>
             <w:pPr>
-              <w:pStyle w:val="Heading3"/>
               <w:keepNext w:val="0"/>
               <w:keepLines w:val="0"/>
               <w:widowControl w:val="0"/>
               <w:spacing w:before="0" w:lineRule="auto"/>
-              <w:rPr/>
-            </w:pPr>
-            <w:bookmarkStart w:colFirst="0" w:colLast="0" w:name="_9ir3y0rj9e35" w:id="11"/>
-            <w:bookmarkEnd w:id="11"/>
-            <w:r>
-              <w:rPr>
-                <w:color w:val="000000"/>
-                <w:rtl w:val="0"/>
-              </w:rPr>
-              <w:t xml:space="preserve">Unity, Unreal, Scala, GCP</w:t>
-            </w:r>
-            <w:r>
-              <w:rPr>
-                <w:rtl w:val="0"/>
-              </w:rPr>
+              <w:rPr>
+                <w:sz w:val="18"/>
+                <w:szCs w:val="18"/>
+              </w:rPr>
+            </w:pPr>
+            <w:r>
+              <w:rPr>
+                <w:sz w:val="18"/>
+                <w:szCs w:val="18"/>
+                <w:rtl w:val="0"/>
+              </w:rPr>
+              <w:t xml:space="preserve">C#, Scala, Python, GCP, </w:t>
+            </w:r>
+            <w:r>
+              <w:rPr>
+                <w:sz w:val="18"/>
+                <w:szCs w:val="18"/>
+                <w:rtl w:val="0"/>
+              </w:rPr>
+              <w:t xml:space="preserve">Unity, Unreal</w:t>
+            </w:r>
+          </w:p>
+          <w:p>
+            <w:pPr>
+              <w:keepNext w:val="0"/>
+              <w:keepLines w:val="0"/>
+              <w:widowControl w:val="0"/>
+              <w:spacing w:before="0" w:lineRule="auto"/>
+              <w:rPr>
+                <w:i w:val="1"/>
+                <w:sz w:val="20"/>
+                <w:szCs w:val="20"/>
+              </w:rPr>
+            </w:pPr>
+            <w:r>
+              <w:rPr>
+                <w:i w:val="1"/>
+                <w:sz w:val="20"/>
+                <w:szCs w:val="20"/>
+                <w:rtl w:val="0"/>
+              </w:rPr>
+              <w:t xml:space="preserve">Improbable develops SpatialOS, a platform that makes it possible to run massive-scale simulations for games, research, and government. Raised $604M to date from SoftBank Vision Fund &amp; others.</w:t>
             </w:r>
           </w:p>
           <w:p>
             <w:pPr>
               <w:widowControl w:val="0"/>
               <w:spacing w:before="100" w:lineRule="auto"/>
-              <w:rPr/>
-            </w:pPr>
-            <w:r>
-              <w:rPr>
-                <w:i w:val="1"/>
-                <w:sz w:val="20"/>
-                <w:szCs w:val="20"/>
-                <w:rtl w:val="0"/>
-              </w:rPr>
-              <w:t xml:space="preserve">Improbable develops SpatialOS, a platform that makes it possible to run massive-scale simulations for games, research, and government. Raised $604M to date from SoftBank Vision Fund &amp; others.</w:t>
-            </w:r>
-            <w:r>
-              <w:rPr>
-                <w:rtl w:val="0"/>
-              </w:rPr>
-            </w:r>
-          </w:p>
-          <w:p>
-            <w:pPr>
-              <w:widowControl w:val="0"/>
-              <w:spacing w:before="100" w:lineRule="auto"/>
-              <w:rPr>
-                <w:sz w:val="20"/>
-                <w:szCs w:val="20"/>
-              </w:rPr>
-            </w:pPr>
-            <w:r>
-              <w:rPr>
-                <w:sz w:val="20"/>
-                <w:szCs w:val="20"/>
-                <w:rtl w:val="0"/>
-              </w:rPr>
-              <w:t xml:space="preserve">I joined just after their first Series A at ~30 people.  Worked closely with the leadership and product teams as the company grew to over 300 employees.</w:t>
+              <w:rPr>
+                <w:sz w:val="20"/>
+                <w:szCs w:val="20"/>
+              </w:rPr>
+            </w:pPr>
+            <w:r>
+              <w:rPr>
+                <w:sz w:val="20"/>
+                <w:szCs w:val="20"/>
+                <w:rtl w:val="0"/>
+              </w:rPr>
+              <w:t xml:space="preserve">I joined just after the first Series A at ~30 people.  Worked closely with the leadership and product teams as the company grew to over 300 employees.</w:t>
             </w:r>
           </w:p>
           <w:p>
@@ -1184,8 +1179,8 @@
                 <w:szCs w:val="22"/>
               </w:rPr>
             </w:pPr>
-            <w:bookmarkStart w:colFirst="0" w:colLast="0" w:name="_2s8eyo1" w:id="12"/>
-            <w:bookmarkEnd w:id="12"/>
+            <w:bookmarkStart w:colFirst="0" w:colLast="0" w:name="_2s8eyo1" w:id="9"/>
+            <w:bookmarkEnd w:id="9"/>
             <w:r>
               <w:rPr>
                 <w:rtl w:val="0"/>
@@ -1229,20 +1224,31 @@
               </w:pBdr>
               <w:shd w:fill="auto" w:val="clear"/>
               <w:spacing w:before="0" w:lineRule="auto"/>
+              <w:rPr/>
+            </w:pPr>
+            <w:bookmarkStart w:colFirst="0" w:colLast="0" w:name="_17dp8vu" w:id="10"/>
+            <w:bookmarkEnd w:id="10"/>
+            <w:r>
+              <w:rPr>
+                <w:rtl w:val="0"/>
+              </w:rPr>
+              <w:t xml:space="preserve">NOV</w:t>
+            </w:r>
+            <w:r>
               <w:rPr>
                 <w:rFonts w:ascii="Lato" w:cs="Lato" w:eastAsia="Lato" w:hAnsi="Lato"/>
                 <w:b w:val="0"/>
                 <w:sz w:val="18"/>
                 <w:szCs w:val="18"/>
-              </w:rPr>
-            </w:pPr>
-            <w:bookmarkStart w:colFirst="0" w:colLast="0" w:name="_17dp8vu" w:id="13"/>
-            <w:bookmarkEnd w:id="13"/>
-            <w:r>
-              <w:rPr>
-                <w:rtl w:val="0"/>
-              </w:rPr>
-              <w:t xml:space="preserve">NOV</w:t>
+                <w:rtl w:val="0"/>
+              </w:rPr>
+              <w:t xml:space="preserve"> </w:t>
+            </w:r>
+            <w:r>
+              <w:rPr>
+                <w:rtl w:val="0"/>
+              </w:rPr>
+              <w:t xml:space="preserve">2013</w:t>
             </w:r>
             <w:r>
               <w:rPr>
@@ -1252,13 +1258,13 @@
                 <w:szCs w:val="18"/>
                 <w:rtl w:val="0"/>
               </w:rPr>
-              <w:t xml:space="preserve"> </w:t>
-            </w:r>
-            <w:r>
-              <w:rPr>
-                <w:rtl w:val="0"/>
-              </w:rPr>
-              <w:t xml:space="preserve">2013</w:t>
+              <w:t xml:space="preserve"> - </w:t>
+            </w:r>
+            <w:r>
+              <w:rPr>
+                <w:rtl w:val="0"/>
+              </w:rPr>
+              <w:t xml:space="preserve">MAY </w:t>
             </w:r>
             <w:r>
               <w:rPr>
@@ -1268,13 +1274,13 @@
                 <w:szCs w:val="18"/>
                 <w:rtl w:val="0"/>
               </w:rPr>
-              <w:t xml:space="preserve"> - </w:t>
-            </w:r>
-            <w:r>
-              <w:rPr>
-                <w:rtl w:val="0"/>
-              </w:rPr>
-              <w:t xml:space="preserve">MAY </w:t>
+              <w:t xml:space="preserve"> 20</w:t>
+            </w:r>
+            <w:r>
+              <w:rPr>
+                <w:rtl w:val="0"/>
+              </w:rPr>
+              <w:t xml:space="preserve">15</w:t>
             </w:r>
             <w:r>
               <w:rPr>
@@ -1284,29 +1290,30 @@
                 <w:szCs w:val="18"/>
                 <w:rtl w:val="0"/>
               </w:rPr>
-              <w:t xml:space="preserve"> 20</w:t>
-            </w:r>
-            <w:r>
-              <w:rPr>
-                <w:rtl w:val="0"/>
-              </w:rPr>
-              <w:t xml:space="preserve">15</w:t>
-            </w:r>
-            <w:r>
-              <w:rPr>
-                <w:rFonts w:ascii="Lato" w:cs="Lato" w:eastAsia="Lato" w:hAnsi="Lato"/>
-                <w:b w:val="0"/>
+              <w:t xml:space="preserve">,  </w:t>
+            </w:r>
+            <w:r>
+              <w:rPr>
+                <w:rtl w:val="0"/>
+              </w:rPr>
+              <w:t xml:space="preserve">LONDON</w:t>
+            </w:r>
+          </w:p>
+          <w:p>
+            <w:pPr>
+              <w:spacing w:before="0" w:line="240" w:lineRule="auto"/>
+              <w:rPr>
                 <w:sz w:val="18"/>
                 <w:szCs w:val="18"/>
-                <w:rtl w:val="0"/>
-              </w:rPr>
-              <w:t xml:space="preserve">,  </w:t>
-            </w:r>
-            <w:r>
-              <w:rPr>
-                <w:rtl w:val="0"/>
-              </w:rPr>
-              <w:t xml:space="preserve">LONDON</w:t>
+              </w:rPr>
+            </w:pPr>
+            <w:r>
+              <w:rPr>
+                <w:sz w:val="18"/>
+                <w:szCs w:val="18"/>
+                <w:rtl w:val="0"/>
+              </w:rPr>
+              <w:t xml:space="preserve">Android, Kotlin, Java, Gradle</w:t>
             </w:r>
             <w:r>
               <w:rPr>
@@ -1394,8 +1401,8 @@
                 <w:szCs w:val="20"/>
               </w:rPr>
             </w:pPr>
-            <w:bookmarkStart w:colFirst="0" w:colLast="0" w:name="_3rdcrjn" w:id="14"/>
-            <w:bookmarkEnd w:id="14"/>
+            <w:bookmarkStart w:colFirst="0" w:colLast="0" w:name="_3rdcrjn" w:id="11"/>
+            <w:bookmarkEnd w:id="11"/>
             <w:r>
               <w:rPr>
                 <w:sz w:val="20"/>
@@ -1492,8 +1499,8 @@
                 <w:szCs w:val="22"/>
               </w:rPr>
             </w:pPr>
-            <w:bookmarkStart w:colFirst="0" w:colLast="0" w:name="_26in1rg" w:id="15"/>
-            <w:bookmarkEnd w:id="15"/>
+            <w:bookmarkStart w:colFirst="0" w:colLast="0" w:name="_26in1rg" w:id="12"/>
+            <w:bookmarkEnd w:id="12"/>
             <w:r>
               <w:rPr>
                 <w:rtl w:val="0"/>
@@ -1585,8 +1592,8 @@
                 <w:szCs w:val="18"/>
               </w:rPr>
             </w:pPr>
-            <w:bookmarkStart w:colFirst="0" w:colLast="0" w:name="_lnxbz9" w:id="16"/>
-            <w:bookmarkEnd w:id="16"/>
+            <w:bookmarkStart w:colFirst="0" w:colLast="0" w:name="_lnxbz9" w:id="13"/>
+            <w:bookmarkEnd w:id="13"/>
             <w:r>
               <w:rPr>
                 <w:rFonts w:ascii="Lato" w:cs="Lato" w:eastAsia="Lato" w:hAnsi="Lato"/>
